--- a/7. Project Documentation/SmartLender_Documentation.docx
+++ b/7. Project Documentation/SmartLender_Documentation.docx
@@ -77,7 +77,14 @@
           <w:rFonts w:ascii="Times New Roman" w:hAnsi="Times New Roman" w:cs="Times New Roman"/>
           <w:color w:val="000000" w:themeColor="text1"/>
         </w:rPr>
-        <w:t>1. INTRODUCTION</w:t>
+        <w:t>1. INTRODUCTIO</w:t>
+      </w:r>
+      <w:r>
+        <w:rPr>
+          <w:rFonts w:ascii="Times New Roman" w:hAnsi="Times New Roman" w:cs="Times New Roman"/>
+          <w:color w:val="000000" w:themeColor="text1"/>
+        </w:rPr>
+        <w:t>N</w:t>
       </w:r>
     </w:p>
     <w:p>
@@ -1839,6 +1846,7 @@
       <w:r>
         <w:rPr>
           <w:rFonts w:cs="Times New Roman"/>
+          <w:noProof/>
           <w:lang w:val="en-IN"/>
         </w:rPr>
         <w:drawing>
@@ -1945,17 +1953,7 @@
           <w:szCs w:val="24"/>
           <w:lang w:val="en-IN"/>
         </w:rPr>
-        <w:t>Softwar</w:t>
-      </w:r>
-      <w:r>
-        <w:rPr>
-          <w:rFonts w:ascii="Times New Roman" w:hAnsi="Times New Roman" w:cs="Times New Roman"/>
-          <w:color w:val="000000" w:themeColor="text1"/>
-          <w:sz w:val="24"/>
-          <w:szCs w:val="24"/>
-          <w:lang w:val="en-IN"/>
-        </w:rPr>
-        <w:t>e</w:t>
+        <w:t>Software</w:t>
       </w:r>
     </w:p>
     <w:p>
@@ -4989,7 +4987,7 @@
         <w:spacing w:line="240" w:lineRule="auto"/>
         <w:jc w:val="center"/>
         <w:rPr>
-          <w:rFonts w:cs="Times New Roman" w:hint="eastAsia"/>
+          <w:rFonts w:cs="Times New Roman"/>
           <w:color w:val="000000" w:themeColor="text1"/>
         </w:rPr>
       </w:pPr>
@@ -5006,7 +5004,7 @@
         <w:spacing w:line="240" w:lineRule="auto"/>
         <w:jc w:val="center"/>
         <w:rPr>
-          <w:rFonts w:cs="Times New Roman" w:hint="eastAsia"/>
+          <w:rFonts w:cs="Times New Roman"/>
           <w:color w:val="000000" w:themeColor="text1"/>
         </w:rPr>
       </w:pPr>
@@ -5040,7 +5038,7 @@
         <w:spacing w:line="240" w:lineRule="auto"/>
         <w:jc w:val="center"/>
         <w:rPr>
-          <w:rFonts w:cs="Times New Roman" w:hint="eastAsia"/>
+          <w:rFonts w:cs="Times New Roman"/>
           <w:color w:val="000000" w:themeColor="text1"/>
         </w:rPr>
       </w:pPr>
@@ -5057,7 +5055,7 @@
         <w:spacing w:line="240" w:lineRule="auto"/>
         <w:jc w:val="center"/>
         <w:rPr>
-          <w:rFonts w:cs="Times New Roman" w:hint="eastAsia"/>
+          <w:rFonts w:cs="Times New Roman"/>
           <w:color w:val="000000" w:themeColor="text1"/>
         </w:rPr>
       </w:pPr>
@@ -5091,7 +5089,7 @@
         <w:spacing w:line="240" w:lineRule="auto"/>
         <w:jc w:val="center"/>
         <w:rPr>
-          <w:rFonts w:cs="Times New Roman" w:hint="eastAsia"/>
+          <w:rFonts w:cs="Times New Roman"/>
           <w:color w:val="000000" w:themeColor="text1"/>
         </w:rPr>
       </w:pPr>
@@ -5108,7 +5106,7 @@
         <w:spacing w:line="240" w:lineRule="auto"/>
         <w:jc w:val="center"/>
         <w:rPr>
-          <w:rFonts w:cs="Times New Roman" w:hint="eastAsia"/>
+          <w:rFonts w:cs="Times New Roman"/>
           <w:color w:val="000000" w:themeColor="text1"/>
         </w:rPr>
       </w:pPr>
@@ -5142,7 +5140,7 @@
         <w:spacing w:line="240" w:lineRule="auto"/>
         <w:jc w:val="center"/>
         <w:rPr>
-          <w:rFonts w:cs="Times New Roman" w:hint="eastAsia"/>
+          <w:rFonts w:cs="Times New Roman"/>
           <w:color w:val="000000" w:themeColor="text1"/>
         </w:rPr>
       </w:pPr>
@@ -5159,7 +5157,7 @@
         <w:spacing w:line="240" w:lineRule="auto"/>
         <w:jc w:val="center"/>
         <w:rPr>
-          <w:rFonts w:cs="Times New Roman" w:hint="eastAsia"/>
+          <w:rFonts w:cs="Times New Roman"/>
           <w:color w:val="000000" w:themeColor="text1"/>
         </w:rPr>
       </w:pPr>
@@ -5775,33 +5773,7 @@
           <w:szCs w:val="24"/>
           <w:lang w:val="en-IN"/>
         </w:rPr>
-        <w:t xml:space="preserve">│       └── </w:t>
-      </w:r>
-      <w:proofErr w:type="spellStart"/>
-      <w:r>
-        <w:rPr>
-          <w:rFonts w:ascii="Times New Roman" w:hAnsi="Times New Roman" w:cs="Times New Roman"/>
-          <w:b w:val="0"/>
-          <w:bCs w:val="0"/>
-          <w:color w:val="000000" w:themeColor="text1"/>
-          <w:sz w:val="24"/>
-          <w:szCs w:val="24"/>
-          <w:lang w:val="en-IN"/>
-        </w:rPr>
-        <w:t>css</w:t>
-      </w:r>
-      <w:proofErr w:type="spellEnd"/>
-      <w:r>
-        <w:rPr>
-          <w:rFonts w:ascii="Times New Roman" w:hAnsi="Times New Roman" w:cs="Times New Roman"/>
-          <w:b w:val="0"/>
-          <w:bCs w:val="0"/>
-          <w:color w:val="000000" w:themeColor="text1"/>
-          <w:sz w:val="24"/>
-          <w:szCs w:val="24"/>
-          <w:lang w:val="en-IN"/>
-        </w:rPr>
-        <w:t>/</w:t>
+        <w:t>│       └── css/</w:t>
       </w:r>
     </w:p>
     <w:p>
@@ -6236,7 +6208,7 @@
         <w:spacing w:after="0"/>
         <w:jc w:val="center"/>
         <w:rPr>
-          <w:rFonts w:cs="Times New Roman" w:hint="eastAsia"/>
+          <w:rFonts w:cs="Times New Roman"/>
           <w:color w:val="000000" w:themeColor="text1"/>
         </w:rPr>
       </w:pPr>
@@ -6258,7 +6230,7 @@
         <w:spacing w:after="0"/>
         <w:jc w:val="center"/>
         <w:rPr>
-          <w:rFonts w:cs="Times New Roman" w:hint="eastAsia"/>
+          <w:rFonts w:cs="Times New Roman"/>
           <w:color w:val="000000" w:themeColor="text1"/>
         </w:rPr>
       </w:pPr>
@@ -6302,7 +6274,7 @@
         <w:spacing w:after="0"/>
         <w:jc w:val="center"/>
         <w:rPr>
-          <w:rFonts w:cs="Times New Roman" w:hint="eastAsia"/>
+          <w:rFonts w:cs="Times New Roman"/>
           <w:color w:val="000000" w:themeColor="text1"/>
         </w:rPr>
       </w:pPr>
@@ -6324,7 +6296,7 @@
         <w:spacing w:after="0"/>
         <w:jc w:val="center"/>
         <w:rPr>
-          <w:rFonts w:cs="Times New Roman" w:hint="eastAsia"/>
+          <w:rFonts w:cs="Times New Roman"/>
           <w:color w:val="000000" w:themeColor="text1"/>
         </w:rPr>
       </w:pPr>
@@ -6368,7 +6340,7 @@
         <w:spacing w:after="0"/>
         <w:jc w:val="center"/>
         <w:rPr>
-          <w:rFonts w:cs="Times New Roman" w:hint="eastAsia"/>
+          <w:rFonts w:cs="Times New Roman"/>
           <w:color w:val="000000" w:themeColor="text1"/>
         </w:rPr>
       </w:pPr>
@@ -6390,7 +6362,7 @@
         <w:spacing w:after="0"/>
         <w:jc w:val="center"/>
         <w:rPr>
-          <w:rFonts w:cs="Times New Roman" w:hint="eastAsia"/>
+          <w:rFonts w:cs="Times New Roman"/>
           <w:color w:val="000000" w:themeColor="text1"/>
         </w:rPr>
       </w:pPr>
@@ -6434,7 +6406,7 @@
         <w:spacing w:after="0"/>
         <w:jc w:val="center"/>
         <w:rPr>
-          <w:rFonts w:cs="Times New Roman" w:hint="eastAsia"/>
+          <w:rFonts w:cs="Times New Roman"/>
           <w:color w:val="000000" w:themeColor="text1"/>
         </w:rPr>
       </w:pPr>
@@ -6456,7 +6428,7 @@
         <w:spacing w:after="0"/>
         <w:jc w:val="center"/>
         <w:rPr>
-          <w:rFonts w:cs="Times New Roman" w:hint="eastAsia"/>
+          <w:rFonts w:cs="Times New Roman"/>
           <w:color w:val="000000" w:themeColor="text1"/>
         </w:rPr>
       </w:pPr>
@@ -6500,7 +6472,7 @@
         <w:spacing w:after="0"/>
         <w:jc w:val="center"/>
         <w:rPr>
-          <w:rFonts w:cs="Times New Roman" w:hint="eastAsia"/>
+          <w:rFonts w:cs="Times New Roman"/>
           <w:color w:val="000000" w:themeColor="text1"/>
         </w:rPr>
       </w:pPr>
@@ -6522,7 +6494,7 @@
         <w:spacing w:after="0"/>
         <w:jc w:val="center"/>
         <w:rPr>
-          <w:rFonts w:cs="Times New Roman" w:hint="eastAsia"/>
+          <w:rFonts w:cs="Times New Roman"/>
           <w:color w:val="000000" w:themeColor="text1"/>
         </w:rPr>
       </w:pPr>
@@ -6566,7 +6538,7 @@
         <w:spacing w:after="0"/>
         <w:jc w:val="center"/>
         <w:rPr>
-          <w:rFonts w:cs="Times New Roman" w:hint="eastAsia"/>
+          <w:rFonts w:cs="Times New Roman"/>
           <w:color w:val="000000" w:themeColor="text1"/>
         </w:rPr>
       </w:pPr>
@@ -6588,7 +6560,7 @@
         <w:spacing w:after="0"/>
         <w:jc w:val="center"/>
         <w:rPr>
-          <w:rFonts w:cs="Times New Roman" w:hint="eastAsia"/>
+          <w:rFonts w:cs="Times New Roman"/>
           <w:color w:val="000000" w:themeColor="text1"/>
         </w:rPr>
       </w:pPr>
@@ -6632,7 +6604,7 @@
         <w:spacing w:after="0"/>
         <w:jc w:val="center"/>
         <w:rPr>
-          <w:rFonts w:cs="Times New Roman" w:hint="eastAsia"/>
+          <w:rFonts w:cs="Times New Roman"/>
           <w:color w:val="000000" w:themeColor="text1"/>
         </w:rPr>
       </w:pPr>
@@ -6654,7 +6626,7 @@
         <w:spacing w:after="0"/>
         <w:jc w:val="center"/>
         <w:rPr>
-          <w:rFonts w:cs="Times New Roman" w:hint="eastAsia"/>
+          <w:rFonts w:cs="Times New Roman"/>
           <w:color w:val="000000" w:themeColor="text1"/>
         </w:rPr>
       </w:pPr>
@@ -6698,7 +6670,7 @@
         <w:spacing w:after="0"/>
         <w:jc w:val="center"/>
         <w:rPr>
-          <w:rFonts w:cs="Times New Roman" w:hint="eastAsia"/>
+          <w:rFonts w:cs="Times New Roman"/>
           <w:color w:val="000000" w:themeColor="text1"/>
         </w:rPr>
       </w:pPr>
@@ -6720,7 +6692,7 @@
         <w:spacing w:after="0"/>
         <w:jc w:val="center"/>
         <w:rPr>
-          <w:rFonts w:cs="Times New Roman" w:hint="eastAsia"/>
+          <w:rFonts w:cs="Times New Roman"/>
           <w:color w:val="000000" w:themeColor="text1"/>
         </w:rPr>
       </w:pPr>
@@ -6764,7 +6736,7 @@
         <w:spacing w:after="0"/>
         <w:jc w:val="center"/>
         <w:rPr>
-          <w:rFonts w:cs="Times New Roman" w:hint="eastAsia"/>
+          <w:rFonts w:cs="Times New Roman"/>
           <w:color w:val="000000" w:themeColor="text1"/>
         </w:rPr>
       </w:pPr>
@@ -6786,7 +6758,7 @@
         <w:spacing w:after="0"/>
         <w:jc w:val="center"/>
         <w:rPr>
-          <w:rFonts w:cs="Times New Roman" w:hint="eastAsia"/>
+          <w:rFonts w:cs="Times New Roman"/>
           <w:color w:val="000000" w:themeColor="text1"/>
         </w:rPr>
       </w:pPr>
@@ -8484,6 +8456,7 @@
           <w:rFonts w:cs="Times New Roman"/>
           <w:b/>
           <w:bCs/>
+          <w:noProof/>
           <w:color w:val="000000" w:themeColor="text1"/>
           <w:sz w:val="28"/>
           <w:szCs w:val="28"/>
@@ -12613,6 +12586,7 @@
   <w:style w:type="character" w:default="1" w:styleId="DefaultParagraphFont">
     <w:name w:val="Default Paragraph Font"/>
     <w:uiPriority w:val="1"/>
+    <w:semiHidden/>
     <w:unhideWhenUsed/>
   </w:style>
   <w:style w:type="table" w:default="1" w:styleId="TableNormal">
